--- a/docs/地图上的人_作品简介.docx
+++ b/docs/地图上的人_作品简介.docx
@@ -90,7 +90,7 @@
           <w:rFonts w:ascii="Times New Roman" w:hAnsi="Times New Roman" w:eastAsia="Songti SC"/>
           <w:color w:val="000000"/>
         </w:rPr>
-        <w:t>创作使用Codex辅助整理史料、修改文案、生成HTML、CSS和JavaScript代码，并协助测试与优化；使用OpenAI内置图像生成工具image_gen创作两幅山水意象及一幅书案静物。参赛者负责选题取舍、修改意见和最终审核。生成图像属于艺术表达，概念地图与选址情境不含实测数据，不作为历史现场或具体科研成果的复原。</w:t>
+        <w:t>创作使用Codex辅助整理史料、修改文案、生成HTML、CSS和JavaScript代码，并协助测试与优化；使用OpenAI内置图像生成工具image_gen创作两幅山水意象及一幅书案静物。参赛者负责选题取舍与提出修改意见。生成图像属于艺术表达，概念地图与选址情境不含实测数据，不作为历史现场或具体科研成果的复原。</w:t>
       </w:r>
     </w:p>
     <w:p>
